--- a/Q1_Campaign_Team_Tracking/docs/Q1_Technical_Response.docx
+++ b/Q1_Campaign_Team_Tracking/docs/Q1_Technical_Response.docx
@@ -452,6 +452,140 @@
         <w:t>Operational recommendation. Present the reconciled GPS and e-tally product to the Incident Manager. Use disagreement and raw spatial-screening patterns to prioritize rapid verification, not automatic mop-up conclusions.</w:t>
       </w:r>
     </w:p>
+    <w:p>
+      <w:r>
+        <w:br w:type="page"/>
+      </w:r>
+    </w:p>
+    <w:p>
+      <w:pPr>
+        <w:pStyle w:val="Heading1"/>
+      </w:pPr>
+      <w:r>
+        <w:t>Requirement 6: Evidence-Based Decision Products</w:t>
+      </w:r>
+    </w:p>
+    <w:p>
+      <w:r>
+        <w:t>Guiding principle: absence of GPS evidence is not evidence of operational failure. A settlement without a confirmed GPS track may have been genuinely missed, visited with a logger failure or non-use, affected by signal loss, subject to attribution uncertainty, or affected by reporting, identifier, timing, or processing mismatch.</w:t>
+      </w:r>
+    </w:p>
+    <w:p>
+      <w:pPr>
+        <w:pStyle w:val="Heading2"/>
+      </w:pPr>
+      <w:r>
+        <w:t>Observed evidence, inference, and confidence</w:t>
+      </w:r>
+    </w:p>
+    <w:p>
+      <w:r>
+        <w:t>The final products separate what the datasets directly show from operational inference. The technical map shows observed evidence classes; the Incident Manager brief converts them into verification priorities. Neither product treats missing GPS evidence as proof that a settlement was not visited.</w:t>
+      </w:r>
+    </w:p>
+    <w:p>
+      <w:pPr>
+        <w:pStyle w:val="ListBullet"/>
+      </w:pPr>
+      <w:r>
+        <w:t>High confidence: GPS and e-tally corroborate a recorded visit, or a directly measured source metric is reported within its own scope.</w:t>
+      </w:r>
+    </w:p>
+    <w:p>
+      <w:pPr>
+        <w:pStyle w:val="ListBullet"/>
+      </w:pPr>
+      <w:r>
+        <w:t>Moderate confidence: one source provides evidence while the other is unavailable or ambiguous.</w:t>
+      </w:r>
+    </w:p>
+    <w:p>
+      <w:pPr>
+        <w:pStyle w:val="ListBullet"/>
+      </w:pPr>
+      <w:r>
+        <w:t>Low confidence: sources disagree, attribution is ambiguous, material GPS QA concerns apply, or identifiers are unmatched.</w:t>
+      </w:r>
+    </w:p>
+    <w:p>
+      <w:pPr>
+        <w:pStyle w:val="ListBullet"/>
+      </w:pPr>
+      <w:r>
+        <w:t>Unknown: available evidence is insufficient for an operational conclusion.</w:t>
+      </w:r>
+    </w:p>
+    <w:p>
+      <w:pPr>
+        <w:pStyle w:val="Heading2"/>
+      </w:pPr>
+      <w:r>
+        <w:t>Technical map and statistical interpretation</w:t>
+      </w:r>
+    </w:p>
+    <w:p>
+      <w:r>
+        <w:t>The A3 technical map presents planned settlement evidence classes, ward and LGA boundaries, inaccessible settlements, coordinate grid, projection, data sources, and method notes. The primary Global Moran result is significant (I=0.046612; expected I=-0.000420; z=4.821064; 999-permutation p=0.001), showing positive global spatial autocorrelation in the observed GPS-derived indicator.</w:t>
+      </w:r>
+    </w:p>
+    <w:p>
+      <w:r>
+        <w:t>No Local Moran finding survived Benjamini-Hochberg FDR correction. The map therefore does not portray exploratory Local Moran patterns as confirmed hotspots. This prevents an analytical screening signal from being presented as evidence of a genuine programme failure.</w:t>
+      </w:r>
+    </w:p>
+    <w:p>
+      <w:pPr>
+        <w:pStyle w:val="Heading2"/>
+      </w:pPr>
+      <w:r>
+        <w:t>Final operational recommendations</w:t>
+      </w:r>
+    </w:p>
+    <w:p>
+      <w:pPr>
+        <w:pStyle w:val="ListBullet"/>
+      </w:pPr>
+      <w:r>
+        <w:t>Priority 1: rapidly verify 1,639 e-tally-reported settlements without confirmed GPS visit evidence. This is low confidence for a conclusion of non-visit, but high priority for supervisor verification, device inspection, repeat-visit confirmation, and team/date/settlement reconciliation.</w:t>
+      </w:r>
+    </w:p>
+    <w:p>
+      <w:pPr>
+        <w:pStyle w:val="ListBullet"/>
+      </w:pPr>
+      <w:r>
+        <w:t>Priority 2: verify 529 settlements with neither confirmed GPS visit evidence nor e-tally report. Confirm access status, field records, device capture, and supervisory evidence before scheduling repeat visits.</w:t>
+      </w:r>
+    </w:p>
+    <w:p>
+      <w:pPr>
+        <w:pStyle w:val="ListBullet"/>
+      </w:pPr>
+      <w:r>
+        <w:t>Priority 3: resolve 180 ambiguous GPS-attribution cases before classifying them as visited or missed. Reconcile coordinates, movement context, and e-tally with supervisor records.</w:t>
+      </w:r>
+    </w:p>
+    <w:p>
+      <w:pPr>
+        <w:pStyle w:val="ListBullet"/>
+      </w:pPr>
+      <w:r>
+        <w:t>Reconcile seven unmatched e-tally identifiers separately. Do not treat them as planned-settlement performance evidence until identifiers are resolved.</w:t>
+      </w:r>
+    </w:p>
+    <w:p>
+      <w:pPr>
+        <w:pStyle w:val="Heading2"/>
+      </w:pPr>
+      <w:r>
+        <w:t>Assessment reflection</w:t>
+      </w:r>
+    </w:p>
+    <w:p>
+      <w:r>
+        <w:t>This assessment deliberately avoids conflating a data artefact with a programme failure. GPS is stronger evidence of physical presence; e-tally is stronger evidence of reported service delivery and doses. Neither alone establishes both physical arrival and vaccination. The reconciled product and confidence framework make uncertainty explicit and direct the Incident Manager toward rapid verification rather than unsupported disciplinary or mop-up decisions.</w:t>
+      </w:r>
+    </w:p>
     <w:sectPr>
       <w:footerReference w:type="default" r:id="rId9"/>
       <w:pgSz w:w="12240" w:h="15840"/>

--- a/Q1_Campaign_Team_Tracking/docs/Q1_Technical_Response.docx
+++ b/Q1_Campaign_Team_Tracking/docs/Q1_Technical_Response.docx
@@ -72,7 +72,7 @@
         <w:jc w:val="both"/>
       </w:pPr>
       <w:r>
-        <w:t>The primary analysis used the baseline_30m settlement-attribution scenario. It included 2,382 non-ambiguous planned settlements: 2,168 GPS unvisited settlements were coded as missed (1), and 214 GPS visited settlements were coded as not missed (0). The 180 ambiguous settlements were excluded from the primary analysis rather than assumed missed.</w:t>
+        <w:t>The primary analysis used the baseline_30m settlement-attribution scenario. It included 2,318 non-ambiguous planned settlements: 2,179 GPS unvisited settlements were coded as missed (1), and 139 GPS visited settlements were coded as not missed (0). The 244 ambiguous settlements were excluded from the primary analysis rather than assumed missed. (Fully revised 2026-07-31 after four compounding GPS-pipeline defects were found and fixed; originally 2,382 / 2,168 / 214 / 180 -- see technical_decisions.md.)</w:t>
       </w:r>
     </w:p>
     <w:p>
@@ -119,15 +119,7 @@
         <w:jc w:val="both"/>
       </w:pPr>
       <w:r>
-        <w:t xml:space="preserve">Inference: Global and Local Moran's I </w:t>
-      </w:r>
-      <w:proofErr w:type="gramStart"/>
-      <w:r>
-        <w:t>using</w:t>
-      </w:r>
-      <w:proofErr w:type="gramEnd"/>
-      <w:r>
-        <w:t xml:space="preserve"> 999 permutations, seed 20260730, alpha 0.05.</w:t>
+        <w:t xml:space="preserve">Inference: Global and Local Moran's I using 999 permutations, seed 20260730, alpha 0.05.</w:t>
       </w:r>
     </w:p>
     <w:p>
@@ -140,15 +132,7 @@
         <w:jc w:val="both"/>
       </w:pPr>
       <w:r>
-        <w:t xml:space="preserve">Local inference: raw permutation p-values are </w:t>
-      </w:r>
-      <w:proofErr w:type="gramStart"/>
-      <w:r>
-        <w:t>retained</w:t>
-      </w:r>
-      <w:proofErr w:type="gramEnd"/>
-      <w:r>
-        <w:t xml:space="preserve"> and Benjamini-Hochberg FDR correction defines the primary local interpretation.</w:t>
+        <w:t xml:space="preserve">Local inference: raw permutation p-values are retained and Benjamini-Hochberg FDR correction defines the primary local interpretation.</w:t>
       </w:r>
     </w:p>
     <w:p>
@@ -161,15 +145,7 @@
         <w:jc w:val="both"/>
       </w:pPr>
       <w:r>
-        <w:t xml:space="preserve">Sensitivities: a 9,050 m binary row-standardized distance band (0 islands; median 45 and maximum 108 neighbours) and a k=8 analysis including all 2,562 settlements with ambiguous cases treated as </w:t>
-      </w:r>
-      <w:proofErr w:type="gramStart"/>
-      <w:r>
-        <w:t>missed</w:t>
-      </w:r>
-      <w:proofErr w:type="gramEnd"/>
-      <w:r>
-        <w:t>.</w:t>
+        <w:t xml:space="preserve">Sensitivities: a 9,050 m binary row-standardized distance band (0 islands; median 44 and maximum 109 neighbours) and a k=8 analysis including all 2,562 settlements with ambiguous cases treated as missed.</w:t>
       </w:r>
     </w:p>
     <w:p>
@@ -177,13 +153,8 @@
         <w:pStyle w:val="Heading2"/>
       </w:pPr>
       <w:r>
-        <w:t xml:space="preserve">Global Moran's I </w:t>
+        <w:t xml:space="preserve">Global Moran's I results</w:t>
       </w:r>
-      <w:proofErr w:type="gramStart"/>
-      <w:r>
-        <w:t>results</w:t>
-      </w:r>
-      <w:proofErr w:type="gramEnd"/>
     </w:p>
     <w:tbl>
       <w:tblPr>
@@ -459,13 +430,13 @@
         <w:jc w:val="both"/>
       </w:pPr>
       <w:r>
-        <w:t>Primary raw permutation screening identified 58 Low-Low visited clusters, 15 Low-High outliers, one High-Low outlier, and 2,308 not-significant settlements. After Benjamini-Hochberg FDR correction, all 2,382 primary settlements were not significant.</w:t>
+        <w:t>Primary raw permutation screening identified 63 Low-Low visited clusters, 4 Low-High outliers, no High-Low outliers, and 2,251 not-significant settlements. After Benjamini-Hochberg FDR correction, all 2,318 primary settlements were not significant.</w:t>
       </w:r>
     </w:p>
     <w:p>
       <w:r>
         <w:lastRenderedPageBreak/>
-        <w:t>The distance-band sensitivity had raw counts of 118 Low-Low, 38 Low-High, eight High-Low, and 2,218 not significant; all 2,382 were not significant after FDR correction. The ambiguity sensitivity had 52 Low-Low, 29 Low-High, and 2,481 not significant; all 2,562 were not significant after FDR correction.</w:t>
+        <w:t>The distance-band sensitivity had raw counts of 78 Low-Low, 40 Low-High, 54 High-Low, and 2,146 not significant; all 2,318 were not significant after FDR correction. The ambiguity sensitivity had 53 Low-Low, 86 Low-High, 10 High-Low, and 2,413 not significant; all 2,562 were not significant after FDR correction -- and this sensitivity scenario's own Global Moran's I is no longer statistically significant at all (p=0.140), unlike the other two.</w:t>
       </w:r>
     </w:p>
     <w:p>
@@ -619,7 +590,7 @@
     </w:p>
     <w:p>
       <w:r>
-        <w:t>The A3 technical map presents planned settlement evidence classes, ward and LGA boundaries, inaccessible settlements, coordinate grid, projection, data sources, and method notes. The primary Global Moran result is significant (I=0.046612; expected I=-0.000420; z=4.821064; 999-permutation p=0.001), showing positive global spatial autocorrelation in the observed GPS-derived indicator.</w:t>
+        <w:t>The A3 technical map presents planned settlement evidence classes, ward and LGA boundaries, inaccessible settlements, coordinate grid, projection, data sources, and method notes. The primary Global Moran result is significant (I=0.020281; expected I=-0.000432; z=2.267140; 999-permutation p=0.026; fully revised 2026-07-31, originally I=0.046612/p=0.001), showing positive global spatial autocorrelation in the observed GPS-derived indicator.</w:t>
       </w:r>
     </w:p>
     <w:p>
@@ -640,7 +611,7 @@
         <w:pStyle w:val="ListBullet"/>
       </w:pPr>
       <w:r>
-        <w:t>Priority 1: rapidly verify 1,639 e-tally-reported settlements without confirmed GPS visit evidence. This is low confidence for a conclusion of non-visit, but high priority for supervisor verification, device inspection, repeat-visit confirmation, and team/date/settlement reconciliation.</w:t>
+        <w:t>Priority 1: rapidly verify 1,654 e-tally-reported settlements without confirmed GPS visit evidence, ranked by ward-level percentage-point gap (see the Incident Manager brief) -- the volume exceeds 24-hour capacity for a full census. This is low confidence for a conclusion of non-visit, but high priority for supervisor verification, device inspection, repeat-visit confirmation, and team/date/settlement reconciliation.</w:t>
       </w:r>
     </w:p>
     <w:p>
@@ -648,7 +619,7 @@
         <w:pStyle w:val="ListBullet"/>
       </w:pPr>
       <w:r>
-        <w:t>Priority 2: verify 529 settlements with neither confirmed GPS visit evidence nor e-tally report. Confirm access status, field records, device capture, and supervisory evidence before scheduling repeat visits.</w:t>
+        <w:t>Priority 2: verify 525 settlements with neither confirmed GPS visit evidence nor e-tally report. Confirm access status, field records, device capture, and supervisory evidence before scheduling repeat visits.</w:t>
       </w:r>
     </w:p>
     <w:p>
@@ -656,7 +627,7 @@
         <w:pStyle w:val="ListBullet"/>
       </w:pPr>
       <w:r>
-        <w:t>Priority 3: resolve 180 ambiguous GPS-attribution cases before classifying them as visited or missed. Reconcile coordinates, movement context, and e-tally with supervisor records.</w:t>
+        <w:t>Priority 3: resolve 244 ambiguous GPS-attribution cases before classifying them as visited or missed. Reconcile coordinates, movement context, and e-tally with supervisor records.</w:t>
       </w:r>
     </w:p>
     <w:p>
@@ -682,7 +653,7 @@
     </w:p>
     <w:p>
       <w:r>
-        <w:t>Final executed reconciliation metrics: 2,562 planned settlements; 214 GPS visited; 2,016 e-tally reported; 742 strict agreements; 1,640 definitive disagreements; 180 ambiguous GPS cases; 31.15% definitive agreement; 8.35% GPS coverage; 78.69% e-tally coverage; and a 70.34 percentage-point difference.</w:t>
+        <w:t>Final executed reconciliation metrics (fully revised 2026-07-31 after four compounding GPS-pipeline defects were found and fixed -- see technical_decisions.md): 2,562 planned settlements; 139 GPS visited; 2,016 e-tally reported; 661 strict agreements; 1,657 definitive disagreements; 244 ambiguous GPS cases; 28.52% definitive agreement; 5.43% GPS coverage; 78.69% e-tally coverage; and a 73.26 percentage-point difference. The gap's size is itself evidence of a GPS-attribution and data-completeness limitation, not a literal claim that most settlements were unserved -- e-tally reporting at 78.69% is not plausible alongside genuine 5.43% physical coverage.</w:t>
       </w:r>
     </w:p>
     <w:sectPr>

--- a/Q1_Campaign_Team_Tracking/docs/Q1_Technical_Response.docx
+++ b/Q1_Campaign_Team_Tracking/docs/Q1_Technical_Response.docx
@@ -56,7 +56,7 @@
         <w:jc w:val="both"/>
       </w:pPr>
       <w:r>
-        <w:t>Purpose. Identify whether the observed GPS-derived missed-settlement indicator is spatially concentrated, while retaining explicit uncertainty and avoiding causal claims.</w:t>
+        <w:t>Purpose. Check whether the GPS-based “missed settlement” pattern clusters together on the map, while being clear about the uncertainty involved and not claiming to know why.</w:t>
       </w:r>
     </w:p>
     <w:p>
@@ -72,7 +72,7 @@
         <w:jc w:val="both"/>
       </w:pPr>
       <w:r>
-        <w:t>The primary analysis used the baseline_30m settlement-attribution scenario. It included 2,318 non-ambiguous planned settlements: 2,179 GPS unvisited settlements were coded as missed (1), and 139 GPS visited settlements were coded as not missed (0). The 244 ambiguous settlements were excluded from the primary analysis rather than assumed missed. (Fully revised 2026-07-31 after four compounding GPS-pipeline defects were found and fixed; originally 2,382 / 2,168 / 214 / 180 -- see technical_decisions.md.)</w:t>
+        <w:t>The main analysis used the baseline_30m settlement-attribution scenario, covering 2,318 planned settlements that were not ambiguous: 2,179 were coded as missed because GPS showed no visit, and 139 were coded as visited. The other 244 ambiguous settlements were left out of the main analysis rather than assumed missed. (Fully revised 2026-07-31 after four compounding defects were found and fixed in the GPS pipeline; the original, wrong figures were 2,382 / 2,168 / 214 / 180 — see technical_decisions.md.)</w:t>
       </w:r>
     </w:p>
     <w:p>
@@ -93,7 +93,7 @@
         <w:jc w:val="both"/>
       </w:pPr>
       <w:r>
-        <w:t>Primary weights: binary, row-standardized k-nearest-neighbour (k=8) weights calculated in EPSG:32632.</w:t>
+        <w:t>Primary spatial weights: each settlement is connected to its 8 nearest neighbours (binary, row-standardized k-nearest-neighbour weights, k=8), calculated in projected coordinates (EPSG:32632).</w:t>
       </w:r>
     </w:p>
     <w:p>
@@ -106,7 +106,7 @@
         <w:jc w:val="both"/>
       </w:pPr>
       <w:r>
-        <w:t>Primary graph diagnostics: 0 islands, 1 connected component, and exactly 8 neighbours per settlement.</w:t>
+        <w:t>Diagnostics on that neighbour network: no isolated settlements (“islands”), everything forms one connected group, and every settlement has exactly 8 neighbours.</w:t>
       </w:r>
     </w:p>
     <w:p>
@@ -119,7 +119,7 @@
         <w:jc w:val="both"/>
       </w:pPr>
       <w:r>
-        <w:t xml:space="preserve">Inference: Global and Local Moran's I using 999 permutations, seed 20260730, alpha 0.05.</w:t>
+        <w:t xml:space="preserve">Statistical test: Global and Local Moran's I, using 999 random permutations (random seed 20260730) and a significance threshold of 0.05.</w:t>
       </w:r>
     </w:p>
     <w:p>
@@ -132,7 +132,7 @@
         <w:jc w:val="both"/>
       </w:pPr>
       <w:r>
-        <w:t xml:space="preserve">Local inference: raw permutation p-values are retained and Benjamini-Hochberg FDR correction defines the primary local interpretation.</w:t>
+        <w:t xml:space="preserve">For the local results, the raw p-values are kept for reference, but the primary interpretation applies the Benjamini-Hochberg correction, which adjusts for testing thousands of areas at once so the pattern is not overstated.</w:t>
       </w:r>
     </w:p>
     <w:p>
@@ -145,7 +145,7 @@
         <w:jc w:val="both"/>
       </w:pPr>
       <w:r>
-        <w:t xml:space="preserve">Sensitivities: a 9,050 m binary row-standardized distance band (0 islands; median 44 and maximum 109 neighbours) and a k=8 analysis including all 2,562 settlements with ambiguous cases treated as missed.</w:t>
+        <w:t xml:space="preserve">Two alternative versions were also run to check how much the choices above matter: one using a 9,050 m distance-based neighbour definition instead of nearest-neighbours (no isolated settlements; each has between 44 and 109 neighbours, median 44), and one using the same k=8 neighbours but treating the 244 ambiguous settlements as missed instead of excluding them.</w:t>
       </w:r>
     </w:p>
     <w:p>
@@ -430,13 +430,13 @@
         <w:jc w:val="both"/>
       </w:pPr>
       <w:r>
-        <w:t>Primary raw permutation screening identified 63 Low-Low visited clusters, 4 Low-High outliers, no High-Low outliers, and 2,251 not-significant settlements. After Benjamini-Hochberg FDR correction, all 2,318 primary settlements were not significant.</w:t>
+        <w:t>Before correction, the main analysis flagged 63 clusters of visited settlements sitting near each other (“Low-Low”), 4 outlier settlements, and no “High-Low” outliers, leaving 2,251 settlements with no pattern. After applying the Benjamini-Hochberg correction, none of the 2,318 settlements remained statistically significant.</w:t>
       </w:r>
     </w:p>
     <w:p>
       <w:r>
         <w:lastRenderedPageBreak/>
-        <w:t>The distance-band sensitivity had raw counts of 78 Low-Low, 40 Low-High, 54 High-Low, and 2,146 not significant; all 2,318 were not significant after FDR correction. The ambiguity sensitivity had 53 Low-Low, 86 Low-High, 10 High-Low, and 2,413 not significant; all 2,562 were not significant after FDR correction -- and this sensitivity scenario's own Global Moran's I is no longer statistically significant at all (p=0.140), unlike the other two.</w:t>
+        <w:t>The distance-band version found 78 Low-Low, 40 Low-High, and 54 High-Low settlements before correction, with 2,146 showing no pattern; after correction, none of the 2,318 settlements were significant. The version that treats ambiguous settlements as missed found 53 Low-Low, 86 Low-High, and 10 High-Low settlements before correction, with 2,413 showing no pattern; after correction, again none of the 2,562 settlements were significant — and unlike the other two versions, this one's overall (Global Moran's I) result also stops being statistically significant on its own (p=0.140).</w:t>
       </w:r>
     </w:p>
     <w:p>
@@ -452,7 +452,7 @@
         <w:jc w:val="both"/>
       </w:pPr>
       <w:r>
-        <w:t>The Global Moran results show that the observed GPS-derived missed-settlement pattern is more spatially concentrated than expected under the permutation reference distribution. However, after accounting for the large number of local tests, no individual local area remains statistically significant. The raw local patterns should therefore be used only to guide exploratory operational review, not presented as confirmed hotspots or direct evidence of underperformance.</w:t>
+        <w:t>In plain terms: overall, missed settlements are more clustered on the map than you would expect by chance. But once you account for the fact that thousands of small areas were tested individually, none of them stays statistically significant on its own. So the local patterns are useful as a starting point for where to look, not as confirmed hotspots or proof that any particular area under-performed.</w:t>
       </w:r>
     </w:p>
     <w:p>
@@ -472,7 +472,7 @@
         </w:numPr>
       </w:pPr>
       <w:r>
-        <w:t>The statistic identifies spatial concentration only; it does not establish why a settlement was classified as missed.</w:t>
+        <w:t>The statistic only shows clustering. It does not explain why any particular settlement was classified as missed.</w:t>
       </w:r>
     </w:p>
     <w:p>
@@ -484,7 +484,7 @@
         </w:numPr>
       </w:pPr>
       <w:r>
-        <w:t>It does not prove an individual settlement was truly unvisited, establish team misconduct, or establish whether individual children were vaccinated.</w:t>
+        <w:t>It does not prove that any one settlement was genuinely unvisited, that a team did anything wrong, or whether any individual child was vaccinated.</w:t>
       </w:r>
     </w:p>
     <w:p>
@@ -496,7 +496,7 @@
         </w:numPr>
       </w:pPr>
       <w:r>
-        <w:t>Results depend on GPS QA, settlement attribution, the missed-settlement definition, spatial weights, permutation inference, and FDR correction.</w:t>
+        <w:t>The result depends on every earlier choice made along the way: the GPS quality checks, how points were matched to settlements, how “missed” was defined, the neighbour weights, and the statistical correction.</w:t>
       </w:r>
     </w:p>
     <w:p>
@@ -508,12 +508,12 @@
         </w:numPr>
       </w:pPr>
       <w:r>
-        <w:t>The high prevalence of the missed indicator limits contrast between local categories.</w:t>
+        <w:t>Because so many settlements are flagged as missed, there is less contrast for the local test to work with.</w:t>
       </w:r>
     </w:p>
     <w:p>
       <w:r>
-        <w:t>Operational recommendation. Present the reconciled GPS and e-tally product to the Incident Manager. Use disagreement and raw spatial-screening patterns to prioritize rapid verification, not automatic mop-up conclusions.</w:t>
+        <w:t>Recommendation. Give the Incident Manager the reconciled GPS-and-tally figure. Use where the two sources disagree, and the raw spatial patterns, to decide what to verify first — not as an automatic trigger for a mop-up round.</w:t>
       </w:r>
     </w:p>
     <w:p>
@@ -532,7 +532,7 @@
     </w:p>
     <w:p>
       <w:r>
-        <w:t>Guiding principle: absence of GPS evidence is not evidence of operational failure. A settlement without a confirmed GPS track may have been genuinely missed, visited with a logger failure or non-use, affected by signal loss, subject to attribution uncertainty, or affected by reporting, identifier, timing, or processing mismatch.</w:t>
+        <w:t>Guiding principle: no GPS track does not mean no visit happened. A settlement with no confirmed GPS evidence could genuinely have been missed — or it could have been visited by a team whose tracker failed or was not used, lost signal, is hard to match to that settlement, or was affected by a reporting, ID, timing, or processing mix-up.</w:t>
       </w:r>
     </w:p>
     <w:p>
@@ -545,7 +545,7 @@
     </w:p>
     <w:p>
       <w:r>
-        <w:t>The final products separate what the datasets directly show from operational inference. The technical map shows observed evidence classes; the Incident Manager brief converts them into verification priorities. Neither product treats missing GPS evidence as proof that a settlement was not visited.</w:t>
+        <w:t>The final outputs keep a clear line between what the data actually shows and what is being inferred from it. The technical map shows the evidence categories directly; the Incident Manager brief turns those into a priority list for verification. Neither one treats “no GPS evidence” as proof a settlement was not visited.</w:t>
       </w:r>
     </w:p>
     <w:p>
@@ -590,12 +590,12 @@
     </w:p>
     <w:p>
       <w:r>
-        <w:t>The A3 technical map presents planned settlement evidence classes, ward and LGA boundaries, inaccessible settlements, coordinate grid, projection, data sources, and method notes. The primary Global Moran result is significant (I=0.020281; expected I=-0.000432; z=2.267140; 999-permutation p=0.026; fully revised 2026-07-31, originally I=0.046612/p=0.001), showing positive global spatial autocorrelation in the observed GPS-derived indicator.</w:t>
+        <w:t>The A3 technical map shows each planned settlement's evidence category, ward and LGA boundaries, inaccessible settlements, a coordinate grid, the map projection, data sources, and method notes. The main Global Moran's I result is statistically significant (I=0.020281, expected I=-0.000432, z=2.267140, p=0.026 from 999 permutations — fully revised 2026-07-31; the original figures were I=0.046612/p=0.001), meaning the missed-settlement pattern really is more clustered than random chance would produce.</w:t>
       </w:r>
     </w:p>
     <w:p>
       <w:r>
-        <w:t>No Local Moran finding survived Benjamini-Hochberg FDR correction. The map therefore does not portray exploratory Local Moran patterns as confirmed hotspots. This prevents an analytical screening signal from being presented as evidence of a genuine programme failure.</w:t>
+        <w:t>None of the local (small-area) results held up after the Benjamini-Hochberg correction, so the map does not show these exploratory local patterns as confirmed hotspots. That stops a screening-level statistical signal from being mistaken for proof of a real programme failure.</w:t>
       </w:r>
     </w:p>
     <w:p>
@@ -611,7 +611,7 @@
         <w:pStyle w:val="ListBullet"/>
       </w:pPr>
       <w:r>
-        <w:t>Priority 1: rapidly verify 1,654 e-tally-reported settlements without confirmed GPS visit evidence, ranked by ward-level percentage-point gap (see the Incident Manager brief) -- the volume exceeds 24-hour capacity for a full census. This is low confidence for a conclusion of non-visit, but high priority for supervisor verification, device inspection, repeat-visit confirmation, and team/date/settlement reconciliation.</w:t>
+        <w:t>Priority 1: 1,654 settlements were reported as done in the tally system but have no confirmed GPS evidence — ranked by how big the gap is at ward level (see the Incident Manager brief). There are too many to check all of them within 24 hours. This is weak evidence that they were not actually visited, but it is still the highest priority for the Incident Manager to have supervisors verify — checking devices, confirming repeat visits, and reconciling team, date, and settlement records.</w:t>
       </w:r>
     </w:p>
     <w:p>
@@ -619,7 +619,7 @@
         <w:pStyle w:val="ListBullet"/>
       </w:pPr>
       <w:r>
-        <w:t>Priority 2: verify 525 settlements with neither confirmed GPS visit evidence nor e-tally report. Confirm access status, field records, device capture, and supervisory evidence before scheduling repeat visits.</w:t>
+        <w:t>Priority 2: 525 settlements have no evidence from either GPS or the tally system. Before sending anyone back, confirm whether the settlement was accessible, check field records and device data, and get supervisor evidence.</w:t>
       </w:r>
     </w:p>
     <w:p>
@@ -648,12 +648,12 @@
     </w:p>
     <w:p>
       <w:r>
-        <w:t>This assessment deliberately avoids conflating a data artefact with a programme failure. GPS is stronger evidence of physical presence; e-tally is stronger evidence of reported service delivery and doses. Neither alone establishes both physical arrival and vaccination. The reconciled product and confidence framework make uncertainty explicit and direct the Incident Manager toward rapid verification rather than unsupported disciplinary or mop-up decisions.</w:t>
+        <w:t>This response is deliberately careful not to mistake a data problem for a real programme failure. GPS is stronger proof that someone physically showed up; the tally system is stronger proof that doses were reported as given. Neither one, by itself, proves both that a team arrived and that children were vaccinated. The combined figure and confidence levels are meant to be honest about that uncertainty, and to point the Incident Manager toward quick verification rather than jumping to discipline or a mop-up round without evidence.</w:t>
       </w:r>
     </w:p>
     <w:p>
       <w:r>
-        <w:t>Final executed reconciliation metrics (fully revised 2026-07-31 after four compounding GPS-pipeline defects were found and fixed -- see technical_decisions.md): 2,562 planned settlements; 139 GPS visited; 2,016 e-tally reported; 661 strict agreements; 1,657 definitive disagreements; 244 ambiguous GPS cases; 28.52% definitive agreement; 5.43% GPS coverage; 78.69% e-tally coverage; and a 73.26 percentage-point difference. The gap's size is itself evidence of a GPS-attribution and data-completeness limitation, not a literal claim that most settlements were unserved -- e-tally reporting at 78.69% is not plausible alongside genuine 5.43% physical coverage.</w:t>
+        <w:t>Final, verified numbers (fully revised 2026-07-31 after four compounding defects were found and fixed in the GPS pipeline — see technical_decisions.md): 2,562 planned settlements; 139 confirmed visited by GPS; 2,016 reported in the tally system; 661 where the two sources agree; 1,657 where they clearly disagree; 244 ambiguous GPS cases; 28.52% clear agreement; 5.43% GPS-confirmed coverage; 78.69% tally-reported coverage; a 73.26-percentage-point gap between them. That gap is itself evidence of a data problem, not a literal claim that most settlements went unserved — it is not plausible for the tally system to report 78.69% coverage next to genuinely only 5.43% physical confirmation.</w:t>
       </w:r>
     </w:p>
     <w:sectPr>
